--- a/reference.docx
+++ b/reference.docx
@@ -397,12 +397,16 @@
     <w:qFormat/>
     <w:rsid w:val="00FC693F"/>
     <w:pPr>
-      <w:spacing w:before="0" w:after="0" w:line="360" w:lineRule="auto"/>
+      <w:spacing w:before="0" w:after="0" w:line="420" w:lineRule="exact"/>
       <w:ind w:firstLine="709"/>
       <w:jc w:val="both"/>
     </w:pPr>
     <w:rPr>
+      <w:rFonts w:ascii="Times New Roman" w:hAnsi="Times New Roman" w:cs="Times New Roman" w:eastAsia="Times New Roman"/>
       <w:rFonts w:ascii="Times New Roman" w:hAnsi="Times New Roman"/>
+      <w:b w:val="0"/>
+      <w:i w:val="0"/>
+      <w:color w:val="000000"/>
       <w:sz w:val="28"/>
     </w:rPr>
   </w:style>
@@ -461,7 +465,7 @@
     <w:pPr>
       <w:keepNext/>
       <w:keepLines/>
-      <w:spacing w:before="240" w:after="120" w:line="360" w:lineRule="auto"/>
+      <w:spacing w:before="240" w:after="120" w:line="420" w:lineRule="exact"/>
       <w:ind w:firstLine="0"/>
       <w:jc w:val="center"/>
       <w:outlineLvl w:val="0"/>
@@ -470,6 +474,7 @@
       <w:rFonts w:asciiTheme="majorHAnsi" w:eastAsiaTheme="majorEastAsia" w:hAnsiTheme="majorHAnsi" w:cstheme="majorBidi" w:ascii="Times New Roman" w:hAnsi="Times New Roman"/>
       <w:b/>
       <w:bCs/>
+      <w:i w:val="0"/>
       <w:color w:val="000000"/>
       <w:sz w:val="28"/>
       <w:szCs w:val="28"/>
@@ -487,15 +492,16 @@
     <w:pPr>
       <w:keepNext/>
       <w:keepLines/>
-      <w:spacing w:before="160" w:after="80" w:line="360" w:lineRule="auto"/>
-      <w:ind w:firstLine="709"/>
-      <w:jc w:val="left"/>
+      <w:spacing w:before="200" w:after="80" w:line="420" w:lineRule="exact"/>
+      <w:ind w:firstLine="0"/>
+      <w:jc w:val="center"/>
       <w:outlineLvl w:val="1"/>
     </w:pPr>
     <w:rPr>
       <w:rFonts w:asciiTheme="majorHAnsi" w:eastAsiaTheme="majorEastAsia" w:hAnsiTheme="majorHAnsi" w:cstheme="majorBidi" w:ascii="Times New Roman" w:hAnsi="Times New Roman"/>
       <w:b/>
       <w:bCs/>
+      <w:i w:val="0"/>
       <w:color w:val="000000"/>
       <w:sz w:val="28"/>
       <w:szCs w:val="26"/>
@@ -513,16 +519,16 @@
     <w:pPr>
       <w:keepNext/>
       <w:keepLines/>
-      <w:spacing w:before="120" w:after="60" w:line="360" w:lineRule="auto"/>
+      <w:spacing w:before="160" w:after="80" w:line="420" w:lineRule="exact"/>
       <w:ind w:firstLine="709"/>
-      <w:jc w:val="left"/>
+      <w:jc w:val="center"/>
       <w:outlineLvl w:val="2"/>
     </w:pPr>
     <w:rPr>
       <w:rFonts w:asciiTheme="majorHAnsi" w:eastAsiaTheme="majorEastAsia" w:hAnsiTheme="majorHAnsi" w:cstheme="majorBidi" w:ascii="Times New Roman" w:hAnsi="Times New Roman"/>
       <w:b w:val="0"/>
       <w:bCs/>
-      <w:i/>
+      <w:i w:val="0"/>
       <w:color w:val="000000"/>
       <w:sz w:val="28"/>
     </w:rPr>
@@ -843,8 +849,14 @@
     <w:unhideWhenUsed/>
     <w:rsid w:val="00AA1D8D"/>
     <w:pPr>
-      <w:spacing w:after="120"/>
-    </w:pPr>
+      <w:spacing w:after="0" w:before="0" w:line="420" w:lineRule="exact"/>
+      <w:ind w:firstLine="709"/>
+      <w:jc w:val="both"/>
+    </w:pPr>
+    <w:rPr>
+      <w:rFonts w:ascii="Times New Roman" w:hAnsi="Times New Roman"/>
+      <w:sz w:val="28"/>
+    </w:rPr>
   </w:style>
   <w:style w:type="character" w:customStyle="1" w:styleId="BodyTextChar">
     <w:name w:val="Body Text Char"/>
@@ -1201,7 +1213,7 @@
     <w:qFormat/>
     <w:rsid w:val="00FC693F"/>
     <w:pPr>
-      <w:spacing w:line="240" w:lineRule="auto" w:before="60" w:after="120"/>
+      <w:spacing w:line="360" w:lineRule="exact" w:before="60" w:after="120"/>
       <w:ind w:firstLine="0"/>
       <w:jc w:val="center"/>
     </w:pPr>
@@ -12104,19 +12116,38 @@
       </w:tcPr>
     </w:tblStylePr>
   </w:style>
+  <w:style w:type="paragraph" w:customStyle="1" w:styleId="FirstParagraph">
+    <w:name w:val="First Paragraph"/>
+    <w:basedOn w:val="Normal"/>
+    <w:pPr>
+      <w:spacing w:before="0" w:after="0" w:line="420" w:lineRule="exact"/>
+      <w:ind w:firstLine="709"/>
+      <w:jc w:val="both"/>
+    </w:pPr>
+    <w:rPr>
+      <w:rFonts w:ascii="Times New Roman" w:hAnsi="Times New Roman"/>
+      <w:sz w:val="28"/>
+    </w:rPr>
+  </w:style>
+  <w:style w:type="paragraph" w:customStyle="1" w:styleId="VerbatimChar">
+    <w:name w:val="Verbatim Char"/>
+    <w:rPr>
+      <w:rFonts w:ascii="Courier New" w:hAnsi="Courier New"/>
+      <w:sz w:val="24"/>
+    </w:rPr>
+  </w:style>
+  <w:style w:type="paragraph" w:customStyle="1" w:styleId="Verbatim">
+    <w:name w:val="Verbatim"/>
+    <w:rPr>
+      <w:rFonts w:ascii="Courier New" w:hAnsi="Courier New"/>
+      <w:sz w:val="24"/>
+    </w:rPr>
+  </w:style>
   <w:style w:type="paragraph" w:customStyle="1" w:styleId="SourceCode">
     <w:name w:val="Source Code"/>
-    <w:basedOn w:val="Normal"/>
-    <w:pPr>
-      <w:spacing w:before="0" w:after="0"/>
-      <w:ind w:firstLine="0"/>
-    </w:pPr>
     <w:rPr>
-      <w:rFonts w:ascii="Courier New" w:hAnsi="Courier New" w:cs="Courier New"/>
       <w:rFonts w:ascii="Courier New" w:hAnsi="Courier New"/>
-      <w:b w:val="0"/>
-      <w:sz w:val="20"/>
-      <w:sz w:val="20"/>
+      <w:sz w:val="24"/>
     </w:rPr>
   </w:style>
 </w:styles>
